--- a/templates/Анкета_en.docx
+++ b/templates/Анкета_en.docx
@@ -639,37 +639,35 @@
                 <w:szCs w:val="18"/>
                 <w:lang w:val="en-US" w:eastAsia="ru-RU"/>
               </w:rPr>
-              <w:t>candidate.birth_date.strftime</w:t>
-            </w:r>
-            <w:proofErr w:type="spellEnd"/>
-            <w:r>
-              <w:rPr>
-                <w:rFonts w:ascii="Arial" w:eastAsia="Times New Roman" w:hAnsi="Arial" w:cs="Arial"/>
-                <w:sz w:val="18"/>
-                <w:szCs w:val="18"/>
-                <w:lang w:val="en-US" w:eastAsia="ru-RU"/>
-              </w:rPr>
-              <w:t>('%</w:t>
-            </w:r>
-            <w:proofErr w:type="spellStart"/>
-            <w:r>
-              <w:rPr>
-                <w:rFonts w:ascii="Arial" w:eastAsia="Times New Roman" w:hAnsi="Arial" w:cs="Arial"/>
-                <w:sz w:val="18"/>
-                <w:szCs w:val="18"/>
-                <w:lang w:val="en-US" w:eastAsia="ru-RU"/>
-              </w:rPr>
-              <w:t>d.%m.%Y</w:t>
-            </w:r>
-            <w:proofErr w:type="spellEnd"/>
-            <w:r>
-              <w:rPr>
-                <w:rFonts w:ascii="Arial" w:eastAsia="Times New Roman" w:hAnsi="Arial" w:cs="Arial"/>
-                <w:sz w:val="18"/>
-                <w:szCs w:val="18"/>
-                <w:lang w:val="en-US" w:eastAsia="ru-RU"/>
-              </w:rPr>
-              <w:t>')</w:t>
+              <w:t>ca</w:t>
+            </w:r>
+            <w:r>
+              <w:rPr>
+                <w:rFonts w:ascii="Arial" w:eastAsia="Times New Roman" w:hAnsi="Arial" w:cs="Arial"/>
+                <w:sz w:val="18"/>
+                <w:szCs w:val="18"/>
+                <w:lang w:val="en-US" w:eastAsia="ru-RU"/>
+              </w:rPr>
+              <w:t>ndidate.birth_date.strftime</w:t>
+            </w:r>
+            <w:proofErr w:type="spellEnd"/>
+            <w:r>
+              <w:rPr>
+                <w:rFonts w:ascii="Arial" w:eastAsia="Times New Roman" w:hAnsi="Arial" w:cs="Arial"/>
+                <w:sz w:val="18"/>
+                <w:szCs w:val="18"/>
+                <w:lang w:val="en-US" w:eastAsia="ru-RU"/>
+              </w:rPr>
+              <w:t>('%d/%m/</w:t>
+            </w:r>
+            <w:r>
+              <w:rPr>
+                <w:rFonts w:ascii="Arial" w:eastAsia="Times New Roman" w:hAnsi="Arial" w:cs="Arial"/>
+                <w:sz w:val="18"/>
+                <w:szCs w:val="18"/>
+                <w:lang w:val="en-US" w:eastAsia="ru-RU"/>
+              </w:rPr>
+              <w:t>%Y')</w:t>
             </w:r>
             <w:r>
               <w:rPr>
@@ -1805,12 +1803,73 @@
             </w:pPr>
             <w:r>
               <w:rPr>
-                <w:rFonts w:ascii="Arial" w:eastAsia="Times New Roman" w:hAnsi="Arial" w:cs="Arial"/>
-                <w:sz w:val="18"/>
-                <w:szCs w:val="18"/>
-                <w:lang w:val="en-US" w:eastAsia="ru-RU"/>
-              </w:rPr>
-              <w:t>Name and location of institution</w:t>
+                <w:rFonts w:ascii="Arial" w:hAnsi="Arial" w:cs="Arial"/>
+                <w:sz w:val="18"/>
+                <w:szCs w:val="18"/>
+                <w:lang w:val="en-US"/>
+              </w:rPr>
+              <w:t>Institution</w:t>
+            </w:r>
+            <w:r>
+              <w:rPr>
+                <w:rFonts w:ascii="Arial" w:hAnsi="Arial" w:cs="Arial"/>
+                <w:sz w:val="18"/>
+                <w:szCs w:val="18"/>
+              </w:rPr>
+              <w:t xml:space="preserve"> (</w:t>
+            </w:r>
+            <w:r>
+              <w:rPr>
+                <w:rFonts w:ascii="Arial" w:hAnsi="Arial" w:cs="Arial"/>
+                <w:sz w:val="18"/>
+                <w:szCs w:val="18"/>
+                <w:lang w:val="en-US"/>
+              </w:rPr>
+              <w:t>name</w:t>
+            </w:r>
+            <w:r>
+              <w:rPr>
+                <w:rFonts w:ascii="Arial" w:hAnsi="Arial" w:cs="Arial"/>
+                <w:sz w:val="18"/>
+                <w:szCs w:val="18"/>
+                <w:lang w:val="en-US"/>
+              </w:rPr>
+              <w:t xml:space="preserve"> </w:t>
+            </w:r>
+            <w:r>
+              <w:rPr>
+                <w:rFonts w:ascii="Arial" w:hAnsi="Arial" w:cs="Arial"/>
+                <w:sz w:val="18"/>
+                <w:szCs w:val="18"/>
+                <w:lang w:val="en-US"/>
+              </w:rPr>
+              <w:t>and</w:t>
+            </w:r>
+            <w:r>
+              <w:rPr>
+                <w:rFonts w:ascii="Arial" w:hAnsi="Arial" w:cs="Arial"/>
+                <w:sz w:val="18"/>
+                <w:szCs w:val="18"/>
+                <w:lang w:val="en-US"/>
+              </w:rPr>
+              <w:t xml:space="preserve"> </w:t>
+            </w:r>
+            <w:r>
+              <w:rPr>
+                <w:rFonts w:ascii="Arial" w:hAnsi="Arial" w:cs="Arial"/>
+                <w:sz w:val="18"/>
+                <w:szCs w:val="18"/>
+                <w:lang w:val="en-US"/>
+              </w:rPr>
+              <w:t>location</w:t>
+            </w:r>
+            <w:r>
+              <w:rPr>
+                <w:rFonts w:ascii="Arial" w:hAnsi="Arial" w:cs="Arial"/>
+                <w:sz w:val="18"/>
+                <w:szCs w:val="18"/>
+              </w:rPr>
+              <w:t>)</w:t>
             </w:r>
           </w:p>
         </w:tc>
@@ -2317,7 +2376,34 @@
               </w:rPr>
               <w:t>education.graduation_date</w:t>
             </w:r>
-            <w:proofErr w:type="spellEnd"/>
+            <w:r>
+              <w:rPr>
+                <w:rFonts w:ascii="Arial" w:eastAsia="Times New Roman" w:hAnsi="Arial" w:cs="Arial"/>
+                <w:sz w:val="18"/>
+                <w:szCs w:val="18"/>
+                <w:lang w:val="en-US" w:eastAsia="ru-RU"/>
+              </w:rPr>
+              <w:t>.strftime</w:t>
+            </w:r>
+            <w:proofErr w:type="spellEnd"/>
+            <w:r>
+              <w:rPr>
+                <w:rFonts w:ascii="Arial" w:eastAsia="Times New Roman" w:hAnsi="Arial" w:cs="Arial"/>
+                <w:sz w:val="18"/>
+                <w:szCs w:val="18"/>
+                <w:lang w:val="en-US" w:eastAsia="ru-RU"/>
+              </w:rPr>
+              <w:t>('%m/</w:t>
+            </w:r>
+            <w:r>
+              <w:rPr>
+                <w:rFonts w:ascii="Arial" w:eastAsia="Times New Roman" w:hAnsi="Arial" w:cs="Arial"/>
+                <w:sz w:val="18"/>
+                <w:szCs w:val="18"/>
+                <w:lang w:val="en-US" w:eastAsia="ru-RU"/>
+              </w:rPr>
+              <w:t>%Y')</w:t>
+            </w:r>
             <w:r>
               <w:rPr>
                 <w:rFonts w:ascii="Arial" w:eastAsia="Times New Roman" w:hAnsi="Arial" w:cs="Arial"/>
@@ -3220,6 +3306,165 @@
                 <w:szCs w:val="18"/>
                 <w:lang w:val="en-US" w:eastAsia="ru-RU"/>
               </w:rPr>
+              <w:t>employment.</w:t>
+            </w:r>
+            <w:r>
+              <w:rPr>
+                <w:rFonts w:ascii="Arial" w:eastAsia="Times New Roman" w:hAnsi="Arial" w:cs="Arial"/>
+                <w:sz w:val="18"/>
+                <w:szCs w:val="18"/>
+                <w:lang w:val="en-US" w:eastAsia="ru-RU"/>
+              </w:rPr>
+              <w:t>start</w:t>
+            </w:r>
+            <w:r>
+              <w:rPr>
+                <w:rFonts w:ascii="Arial" w:eastAsia="Times New Roman" w:hAnsi="Arial" w:cs="Arial"/>
+                <w:sz w:val="18"/>
+                <w:szCs w:val="18"/>
+                <w:lang w:val="en-US" w:eastAsia="ru-RU"/>
+              </w:rPr>
+              <w:t>_date</w:t>
+            </w:r>
+            <w:proofErr w:type="spellEnd"/>
+            <w:r>
+              <w:rPr>
+                <w:rFonts w:ascii="Arial" w:eastAsia="Times New Roman" w:hAnsi="Arial" w:cs="Arial"/>
+                <w:sz w:val="18"/>
+                <w:szCs w:val="18"/>
+                <w:lang w:val="en-US" w:eastAsia="ru-RU"/>
+              </w:rPr>
+              <w:t xml:space="preserve"> %}</w:t>
+            </w:r>
+            <w:r>
+              <w:rPr>
+                <w:rFonts w:ascii="Arial" w:eastAsia="Times New Roman" w:hAnsi="Arial" w:cs="Arial"/>
+                <w:sz w:val="18"/>
+                <w:szCs w:val="18"/>
+                <w:lang w:val="en-US" w:eastAsia="ru-RU"/>
+              </w:rPr>
+              <w:t>{{</w:t>
+            </w:r>
+            <w:proofErr w:type="spellStart"/>
+            <w:r>
+              <w:rPr>
+                <w:rFonts w:ascii="Arial" w:eastAsia="Times New Roman" w:hAnsi="Arial" w:cs="Arial"/>
+                <w:sz w:val="18"/>
+                <w:szCs w:val="18"/>
+                <w:lang w:val="en-US" w:eastAsia="ru-RU"/>
+              </w:rPr>
+              <w:t>employment.start_date</w:t>
+            </w:r>
+            <w:r>
+              <w:rPr>
+                <w:rFonts w:ascii="Arial" w:eastAsia="Times New Roman" w:hAnsi="Arial" w:cs="Arial"/>
+                <w:sz w:val="18"/>
+                <w:szCs w:val="18"/>
+                <w:lang w:val="en-US" w:eastAsia="ru-RU"/>
+              </w:rPr>
+              <w:t>.strftime</w:t>
+            </w:r>
+            <w:proofErr w:type="spellEnd"/>
+            <w:r>
+              <w:rPr>
+                <w:rFonts w:ascii="Arial" w:eastAsia="Times New Roman" w:hAnsi="Arial" w:cs="Arial"/>
+                <w:sz w:val="18"/>
+                <w:szCs w:val="18"/>
+                <w:lang w:val="en-US" w:eastAsia="ru-RU"/>
+              </w:rPr>
+              <w:t>('%m/</w:t>
+            </w:r>
+            <w:r>
+              <w:rPr>
+                <w:rFonts w:ascii="Arial" w:eastAsia="Times New Roman" w:hAnsi="Arial" w:cs="Arial"/>
+                <w:sz w:val="18"/>
+                <w:szCs w:val="18"/>
+                <w:lang w:val="en-US" w:eastAsia="ru-RU"/>
+              </w:rPr>
+              <w:t>%Y')</w:t>
+            </w:r>
+            <w:r>
+              <w:rPr>
+                <w:rFonts w:ascii="Arial" w:eastAsia="Times New Roman" w:hAnsi="Arial" w:cs="Arial"/>
+                <w:sz w:val="18"/>
+                <w:szCs w:val="18"/>
+                <w:lang w:val="en-US" w:eastAsia="ru-RU"/>
+              </w:rPr>
+              <w:t>}}</w:t>
+            </w:r>
+            <w:r>
+              <w:rPr>
+                <w:rFonts w:ascii="Arial" w:eastAsia="Times New Roman" w:hAnsi="Arial" w:cs="Arial"/>
+                <w:sz w:val="18"/>
+                <w:szCs w:val="18"/>
+                <w:lang w:val="en-US" w:eastAsia="ru-RU"/>
+              </w:rPr>
+              <w:t xml:space="preserve"> {%</w:t>
+            </w:r>
+            <w:proofErr w:type="spellStart"/>
+            <w:r>
+              <w:rPr>
+                <w:rFonts w:ascii="Arial" w:eastAsia="Times New Roman" w:hAnsi="Arial" w:cs="Arial"/>
+                <w:sz w:val="18"/>
+                <w:szCs w:val="18"/>
+                <w:lang w:val="en-US" w:eastAsia="ru-RU"/>
+              </w:rPr>
+              <w:t>endif</w:t>
+            </w:r>
+            <w:proofErr w:type="spellEnd"/>
+            <w:r>
+              <w:rPr>
+                <w:rFonts w:ascii="Arial" w:eastAsia="Times New Roman" w:hAnsi="Arial" w:cs="Arial"/>
+                <w:sz w:val="18"/>
+                <w:szCs w:val="18"/>
+                <w:lang w:val="en-US" w:eastAsia="ru-RU"/>
+              </w:rPr>
+              <w:t>%}</w:t>
+            </w:r>
+            <w:r>
+              <w:rPr>
+                <w:rFonts w:ascii="Arial" w:eastAsia="Times New Roman" w:hAnsi="Arial" w:cs="Arial"/>
+                <w:sz w:val="18"/>
+                <w:szCs w:val="18"/>
+                <w:lang w:val="en-US" w:eastAsia="ru-RU"/>
+              </w:rPr>
+              <w:t xml:space="preserve"> </w:t>
+            </w:r>
+            <w:r>
+              <w:rPr>
+                <w:rFonts w:ascii="Arial" w:eastAsia="Times New Roman" w:hAnsi="Arial" w:cs="Arial"/>
+                <w:sz w:val="18"/>
+                <w:szCs w:val="18"/>
+                <w:lang w:val="en-US" w:eastAsia="ru-RU"/>
+              </w:rPr>
+              <w:t>–</w:t>
+            </w:r>
+            <w:r>
+              <w:rPr>
+                <w:rFonts w:ascii="Arial" w:eastAsia="Times New Roman" w:hAnsi="Arial" w:cs="Arial"/>
+                <w:sz w:val="18"/>
+                <w:szCs w:val="18"/>
+                <w:lang w:val="en-US" w:eastAsia="ru-RU"/>
+              </w:rPr>
+              <w:t xml:space="preserve"> </w:t>
+            </w:r>
+            <w:r>
+              <w:rPr>
+                <w:rFonts w:ascii="Arial" w:eastAsia="Times New Roman" w:hAnsi="Arial" w:cs="Arial"/>
+                <w:sz w:val="18"/>
+                <w:szCs w:val="18"/>
+                <w:lang w:val="en-US" w:eastAsia="ru-RU"/>
+              </w:rPr>
+              <w:t xml:space="preserve">{%if </w:t>
+            </w:r>
+            <w:proofErr w:type="spellStart"/>
+            <w:r>
+              <w:rPr>
+                <w:rFonts w:ascii="Arial" w:eastAsia="Times New Roman" w:hAnsi="Arial" w:cs="Arial"/>
+                <w:sz w:val="18"/>
+                <w:szCs w:val="18"/>
+                <w:lang w:val="en-US" w:eastAsia="ru-RU"/>
+              </w:rPr>
               <w:t>employment.end_date</w:t>
             </w:r>
             <w:proofErr w:type="spellEnd"/>
@@ -3249,7 +3494,7 @@
                 <w:szCs w:val="18"/>
                 <w:lang w:val="en-US" w:eastAsia="ru-RU"/>
               </w:rPr>
-              <w:t>employment.start_date</w:t>
+              <w:t>employment.end_date</w:t>
             </w:r>
             <w:r>
               <w:rPr>
@@ -3268,179 +3513,16 @@
                 <w:szCs w:val="18"/>
                 <w:lang w:val="en-US" w:eastAsia="ru-RU"/>
               </w:rPr>
-              <w:t>('%</w:t>
-            </w:r>
-            <w:proofErr w:type="spellStart"/>
-            <w:r>
-              <w:rPr>
-                <w:rFonts w:ascii="Arial" w:eastAsia="Times New Roman" w:hAnsi="Arial" w:cs="Arial"/>
-                <w:sz w:val="18"/>
-                <w:szCs w:val="18"/>
-                <w:lang w:val="en-US" w:eastAsia="ru-RU"/>
-              </w:rPr>
-              <w:t>d.%m.%Y</w:t>
-            </w:r>
-            <w:proofErr w:type="spellEnd"/>
-            <w:r>
-              <w:rPr>
-                <w:rFonts w:ascii="Arial" w:eastAsia="Times New Roman" w:hAnsi="Arial" w:cs="Arial"/>
-                <w:sz w:val="18"/>
-                <w:szCs w:val="18"/>
-                <w:lang w:val="en-US" w:eastAsia="ru-RU"/>
-              </w:rPr>
-              <w:t>')</w:t>
-            </w:r>
-            <w:r>
-              <w:rPr>
-                <w:rFonts w:ascii="Arial" w:eastAsia="Times New Roman" w:hAnsi="Arial" w:cs="Arial"/>
-                <w:sz w:val="18"/>
-                <w:szCs w:val="18"/>
-                <w:lang w:val="en-US" w:eastAsia="ru-RU"/>
-              </w:rPr>
-              <w:t>}}</w:t>
-            </w:r>
-            <w:r>
-              <w:rPr>
-                <w:rFonts w:ascii="Arial" w:eastAsia="Times New Roman" w:hAnsi="Arial" w:cs="Arial"/>
-                <w:sz w:val="18"/>
-                <w:szCs w:val="18"/>
-                <w:lang w:val="en-US" w:eastAsia="ru-RU"/>
-              </w:rPr>
-              <w:t xml:space="preserve"> {%</w:t>
-            </w:r>
-            <w:proofErr w:type="spellStart"/>
-            <w:r>
-              <w:rPr>
-                <w:rFonts w:ascii="Arial" w:eastAsia="Times New Roman" w:hAnsi="Arial" w:cs="Arial"/>
-                <w:sz w:val="18"/>
-                <w:szCs w:val="18"/>
-                <w:lang w:val="en-US" w:eastAsia="ru-RU"/>
-              </w:rPr>
-              <w:t>endif</w:t>
-            </w:r>
-            <w:proofErr w:type="spellEnd"/>
-            <w:r>
-              <w:rPr>
-                <w:rFonts w:ascii="Arial" w:eastAsia="Times New Roman" w:hAnsi="Arial" w:cs="Arial"/>
-                <w:sz w:val="18"/>
-                <w:szCs w:val="18"/>
-                <w:lang w:val="en-US" w:eastAsia="ru-RU"/>
-              </w:rPr>
-              <w:t>%}</w:t>
-            </w:r>
-            <w:r>
-              <w:rPr>
-                <w:rFonts w:ascii="Arial" w:eastAsia="Times New Roman" w:hAnsi="Arial" w:cs="Arial"/>
-                <w:sz w:val="18"/>
-                <w:szCs w:val="18"/>
-                <w:lang w:val="en-US" w:eastAsia="ru-RU"/>
-              </w:rPr>
-              <w:t xml:space="preserve"> </w:t>
-            </w:r>
-            <w:r>
-              <w:rPr>
-                <w:rFonts w:ascii="Arial" w:eastAsia="Times New Roman" w:hAnsi="Arial" w:cs="Arial"/>
-                <w:sz w:val="18"/>
-                <w:szCs w:val="18"/>
-                <w:lang w:val="en-US" w:eastAsia="ru-RU"/>
-              </w:rPr>
-              <w:t>–</w:t>
-            </w:r>
-            <w:r>
-              <w:rPr>
-                <w:rFonts w:ascii="Arial" w:eastAsia="Times New Roman" w:hAnsi="Arial" w:cs="Arial"/>
-                <w:sz w:val="18"/>
-                <w:szCs w:val="18"/>
-                <w:lang w:val="en-US" w:eastAsia="ru-RU"/>
-              </w:rPr>
-              <w:t xml:space="preserve"> </w:t>
-            </w:r>
-            <w:r>
-              <w:rPr>
-                <w:rFonts w:ascii="Arial" w:eastAsia="Times New Roman" w:hAnsi="Arial" w:cs="Arial"/>
-                <w:sz w:val="18"/>
-                <w:szCs w:val="18"/>
-                <w:lang w:val="en-US" w:eastAsia="ru-RU"/>
-              </w:rPr>
-              <w:t xml:space="preserve">{%if </w:t>
-            </w:r>
-            <w:proofErr w:type="spellStart"/>
-            <w:r>
-              <w:rPr>
-                <w:rFonts w:ascii="Arial" w:eastAsia="Times New Roman" w:hAnsi="Arial" w:cs="Arial"/>
-                <w:sz w:val="18"/>
-                <w:szCs w:val="18"/>
-                <w:lang w:val="en-US" w:eastAsia="ru-RU"/>
-              </w:rPr>
-              <w:t>employment.end_date</w:t>
-            </w:r>
-            <w:proofErr w:type="spellEnd"/>
-            <w:r>
-              <w:rPr>
-                <w:rFonts w:ascii="Arial" w:eastAsia="Times New Roman" w:hAnsi="Arial" w:cs="Arial"/>
-                <w:sz w:val="18"/>
-                <w:szCs w:val="18"/>
-                <w:lang w:val="en-US" w:eastAsia="ru-RU"/>
-              </w:rPr>
-              <w:t xml:space="preserve"> %}</w:t>
-            </w:r>
-            <w:r>
-              <w:rPr>
-                <w:rFonts w:ascii="Arial" w:eastAsia="Times New Roman" w:hAnsi="Arial" w:cs="Arial"/>
-                <w:sz w:val="18"/>
-                <w:szCs w:val="18"/>
-                <w:lang w:val="en-US" w:eastAsia="ru-RU"/>
-              </w:rPr>
-              <w:t>{{</w:t>
-            </w:r>
-            <w:proofErr w:type="spellStart"/>
-            <w:r>
-              <w:rPr>
-                <w:rFonts w:ascii="Arial" w:eastAsia="Times New Roman" w:hAnsi="Arial" w:cs="Arial"/>
-                <w:sz w:val="18"/>
-                <w:szCs w:val="18"/>
-                <w:lang w:val="en-US" w:eastAsia="ru-RU"/>
-              </w:rPr>
-              <w:t>employment.end_date</w:t>
-            </w:r>
-            <w:r>
-              <w:rPr>
-                <w:rFonts w:ascii="Arial" w:eastAsia="Times New Roman" w:hAnsi="Arial" w:cs="Arial"/>
-                <w:sz w:val="18"/>
-                <w:szCs w:val="18"/>
-                <w:lang w:val="en-US" w:eastAsia="ru-RU"/>
-              </w:rPr>
-              <w:t>.strftime</w:t>
-            </w:r>
-            <w:proofErr w:type="spellEnd"/>
-            <w:r>
-              <w:rPr>
-                <w:rFonts w:ascii="Arial" w:eastAsia="Times New Roman" w:hAnsi="Arial" w:cs="Arial"/>
-                <w:sz w:val="18"/>
-                <w:szCs w:val="18"/>
-                <w:lang w:val="en-US" w:eastAsia="ru-RU"/>
-              </w:rPr>
-              <w:t>('%</w:t>
-            </w:r>
-            <w:proofErr w:type="spellStart"/>
-            <w:r>
-              <w:rPr>
-                <w:rFonts w:ascii="Arial" w:eastAsia="Times New Roman" w:hAnsi="Arial" w:cs="Arial"/>
-                <w:sz w:val="18"/>
-                <w:szCs w:val="18"/>
-                <w:lang w:val="en-US" w:eastAsia="ru-RU"/>
-              </w:rPr>
-              <w:t>d.%m.%Y</w:t>
-            </w:r>
-            <w:proofErr w:type="spellEnd"/>
-            <w:r>
-              <w:rPr>
-                <w:rFonts w:ascii="Arial" w:eastAsia="Times New Roman" w:hAnsi="Arial" w:cs="Arial"/>
-                <w:sz w:val="18"/>
-                <w:szCs w:val="18"/>
-                <w:lang w:val="en-US" w:eastAsia="ru-RU"/>
-              </w:rPr>
-              <w:t>')</w:t>
+              <w:t>('%m/</w:t>
+            </w:r>
+            <w:r>
+              <w:rPr>
+                <w:rFonts w:ascii="Arial" w:eastAsia="Times New Roman" w:hAnsi="Arial" w:cs="Arial"/>
+                <w:sz w:val="18"/>
+                <w:szCs w:val="18"/>
+                <w:lang w:val="en-US" w:eastAsia="ru-RU"/>
+              </w:rPr>
+              <w:t>%Y')</w:t>
             </w:r>
             <w:r>
               <w:rPr>
@@ -3899,7 +3981,7 @@
                 <w:szCs w:val="18"/>
                 <w:lang w:val="en-US" w:eastAsia="ru-RU"/>
               </w:rPr>
-              <w:t>References (may be provided by your manager or business partners)</w:t>
+              <w:t>References</w:t>
             </w:r>
           </w:p>
         </w:tc>
@@ -4752,20 +4834,18 @@
                 <w:rFonts w:ascii="Arial" w:eastAsia="Times New Roman" w:hAnsi="Arial" w:cs="Arial"/>
                 <w:sz w:val="18"/>
                 <w:szCs w:val="18"/>
-                <w:lang w:eastAsia="ru-RU"/>
-              </w:rPr>
-            </w:pPr>
-            <w:proofErr w:type="spellStart"/>
-            <w:r>
-              <w:rPr>
-                <w:rFonts w:ascii="Arial" w:eastAsia="Times New Roman" w:hAnsi="Arial" w:cs="Arial"/>
-                <w:sz w:val="18"/>
-                <w:szCs w:val="18"/>
-                <w:lang w:eastAsia="ru-RU"/>
-              </w:rPr>
-              <w:t>Relationship</w:t>
-            </w:r>
-            <w:proofErr w:type="spellEnd"/>
+                <w:lang w:val="en-US" w:eastAsia="ru-RU"/>
+              </w:rPr>
+            </w:pPr>
+            <w:r>
+              <w:rPr>
+                <w:rFonts w:ascii="Arial" w:hAnsi="Arial" w:cs="Arial"/>
+                <w:sz w:val="18"/>
+                <w:szCs w:val="18"/>
+                <w:lang w:val="en-US"/>
+              </w:rPr>
+              <w:t>Relationship to the Applicant, Last name, First name</w:t>
+            </w:r>
           </w:p>
         </w:tc>
         <w:tc>
@@ -5304,27 +5384,16 @@
                 <w:szCs w:val="18"/>
                 <w:lang w:val="en-US" w:eastAsia="ru-RU"/>
               </w:rPr>
-              <w:t>('%</w:t>
-            </w:r>
-            <w:proofErr w:type="spellStart"/>
-            <w:r>
-              <w:rPr>
-                <w:rFonts w:ascii="Arial" w:eastAsia="Times New Roman" w:hAnsi="Arial" w:cs="Arial"/>
-                <w:sz w:val="18"/>
-                <w:szCs w:val="18"/>
-                <w:lang w:val="en-US" w:eastAsia="ru-RU"/>
-              </w:rPr>
-              <w:t>d.%m.%Y</w:t>
-            </w:r>
-            <w:proofErr w:type="spellEnd"/>
-            <w:r>
-              <w:rPr>
-                <w:rFonts w:ascii="Arial" w:eastAsia="Times New Roman" w:hAnsi="Arial" w:cs="Arial"/>
-                <w:sz w:val="18"/>
-                <w:szCs w:val="18"/>
-                <w:lang w:val="en-US" w:eastAsia="ru-RU"/>
-              </w:rPr>
-              <w:t>')</w:t>
+              <w:t>('%d/%m/</w:t>
+            </w:r>
+            <w:r>
+              <w:rPr>
+                <w:rFonts w:ascii="Arial" w:eastAsia="Times New Roman" w:hAnsi="Arial" w:cs="Arial"/>
+                <w:sz w:val="18"/>
+                <w:szCs w:val="18"/>
+                <w:lang w:val="en-US" w:eastAsia="ru-RU"/>
+              </w:rPr>
+              <w:t>%Y')</w:t>
             </w:r>
             <w:r>
               <w:rPr>
@@ -5824,12 +5893,9 @@
             </w:pPr>
             <w:r>
               <w:rPr>
-                <w:rFonts w:ascii="Arial" w:eastAsia="Times New Roman" w:hAnsi="Arial" w:cs="Arial"/>
-                <w:sz w:val="18"/>
-                <w:szCs w:val="18"/>
-                <w:lang w:val="en-US" w:eastAsia="ru-RU"/>
-              </w:rPr>
-              <w:t>Where did you find out about us?</w:t>
+                <w:lang w:val="en-US"/>
+              </w:rPr>
+              <w:t>How did you hear about us?</w:t>
             </w:r>
           </w:p>
         </w:tc>
@@ -5948,18 +6014,48 @@
                 <w:rFonts w:ascii="Arial" w:eastAsia="Times New Roman" w:hAnsi="Arial" w:cs="Arial"/>
                 <w:sz w:val="18"/>
                 <w:szCs w:val="18"/>
-                <w:lang w:val="en-US" w:eastAsia="ru-RU"/>
-              </w:rPr>
-            </w:pPr>
-            <w:r>
-              <w:rPr>
-                <w:rFonts w:ascii="Arial" w:eastAsia="Times New Roman" w:hAnsi="Arial" w:cs="Arial"/>
-                <w:sz w:val="18"/>
-                <w:szCs w:val="18"/>
-                <w:lang w:val="en-US" w:eastAsia="ru-RU"/>
-              </w:rPr>
-              <w:t>Do you currently have any friends, relatives working for us?</w:t>
-            </w:r>
+                <w:lang w:eastAsia="ru-RU"/>
+              </w:rPr>
+            </w:pPr>
+            <w:r>
+              <w:rPr>
+                <w:rFonts w:ascii="Arial" w:hAnsi="Arial" w:cs="Arial"/>
+                <w:sz w:val="18"/>
+                <w:szCs w:val="18"/>
+                <w:lang w:val="en-US"/>
+              </w:rPr>
+              <w:t xml:space="preserve">Do you have any family members or close associates employed by the company? </w:t>
+            </w:r>
+            <w:proofErr w:type="spellStart"/>
+            <w:r>
+              <w:rPr>
+                <w:rFonts w:ascii="Arial" w:hAnsi="Arial" w:cs="Arial"/>
+                <w:sz w:val="18"/>
+                <w:szCs w:val="18"/>
+                <w:lang w:val="en-US"/>
+              </w:rPr>
+              <w:t>Ifyes</w:t>
+            </w:r>
+            <w:proofErr w:type="spellEnd"/>
+            <w:r>
+              <w:rPr>
+                <w:rFonts w:ascii="Arial" w:hAnsi="Arial" w:cs="Arial"/>
+                <w:sz w:val="18"/>
+                <w:szCs w:val="18"/>
+              </w:rPr>
+              <w:t xml:space="preserve">, </w:t>
+            </w:r>
+            <w:proofErr w:type="spellStart"/>
+            <w:r>
+              <w:rPr>
+                <w:rFonts w:ascii="Arial" w:hAnsi="Arial" w:cs="Arial"/>
+                <w:sz w:val="18"/>
+                <w:szCs w:val="18"/>
+                <w:lang w:val="en-US"/>
+              </w:rPr>
+              <w:t>pleasespecify</w:t>
+            </w:r>
+            <w:proofErr w:type="spellEnd"/>
           </w:p>
         </w:tc>
       </w:tr>
@@ -6082,12 +6178,12 @@
             </w:pPr>
             <w:r>
               <w:rPr>
-                <w:rFonts w:ascii="Arial" w:eastAsia="Times New Roman" w:hAnsi="Arial" w:cs="Arial"/>
-                <w:sz w:val="18"/>
-                <w:szCs w:val="18"/>
-                <w:lang w:val="en-US" w:eastAsia="ru-RU"/>
-              </w:rPr>
-              <w:t>Do you have any additional job requirements?</w:t>
+                <w:rFonts w:ascii="Arial" w:hAnsi="Arial" w:cs="Arial"/>
+                <w:sz w:val="18"/>
+                <w:szCs w:val="18"/>
+                <w:lang w:val="en-US"/>
+              </w:rPr>
+              <w:t>Do you have any specific employment requirements (e.g., work schedule)?</w:t>
             </w:r>
           </w:p>
         </w:tc>
@@ -6206,17 +6302,17 @@
                 <w:rFonts w:ascii="Arial" w:eastAsia="Times New Roman" w:hAnsi="Arial" w:cs="Arial"/>
                 <w:sz w:val="18"/>
                 <w:szCs w:val="18"/>
-                <w:lang w:val="en-US" w:eastAsia="ru-RU"/>
-              </w:rPr>
-            </w:pPr>
-            <w:r>
-              <w:rPr>
-                <w:rFonts w:ascii="Arial" w:eastAsia="Times New Roman" w:hAnsi="Arial" w:cs="Arial"/>
-                <w:sz w:val="18"/>
-                <w:szCs w:val="18"/>
-                <w:lang w:val="en-US" w:eastAsia="ru-RU"/>
-              </w:rPr>
-              <w:t>Please indicate which factors can be disturbance in your work:</w:t>
+                <w:lang w:eastAsia="ru-RU"/>
+              </w:rPr>
+            </w:pPr>
+            <w:r>
+              <w:rPr>
+                <w:rFonts w:ascii="Arial" w:hAnsi="Arial" w:cs="Arial"/>
+                <w:sz w:val="18"/>
+                <w:szCs w:val="18"/>
+                <w:lang w:val="en-US"/>
+              </w:rPr>
+              <w:t>Are there any factors that may affect your work performance? (Optional)</w:t>
             </w:r>
           </w:p>
         </w:tc>
@@ -6340,12 +6436,12 @@
             </w:pPr>
             <w:r>
               <w:rPr>
-                <w:rFonts w:ascii="Arial" w:eastAsia="Times New Roman" w:hAnsi="Arial" w:cs="Arial"/>
-                <w:sz w:val="18"/>
-                <w:szCs w:val="18"/>
-                <w:lang w:val="en-US" w:eastAsia="ru-RU"/>
-              </w:rPr>
-              <w:t>Other personal details you are willing to give:</w:t>
+                <w:rFonts w:ascii="Arial" w:hAnsi="Arial" w:cs="Arial"/>
+                <w:sz w:val="18"/>
+                <w:szCs w:val="18"/>
+                <w:lang w:val="en-US"/>
+              </w:rPr>
+              <w:t>Additional information you would like to provide (optional):</w:t>
             </w:r>
           </w:p>
         </w:tc>
@@ -6437,66 +6533,24 @@
                 <w:rFonts w:ascii="Arial" w:eastAsia="Times New Roman" w:hAnsi="Arial" w:cs="Arial"/>
                 <w:sz w:val="18"/>
                 <w:szCs w:val="18"/>
-                <w:lang w:eastAsia="ru-RU"/>
-              </w:rPr>
-            </w:pPr>
-            <w:proofErr w:type="spellStart"/>
-            <w:r>
-              <w:rPr>
-                <w:rFonts w:ascii="Arial" w:eastAsia="Times New Roman" w:hAnsi="Arial" w:cs="Arial"/>
-                <w:sz w:val="18"/>
-                <w:szCs w:val="18"/>
-                <w:lang w:eastAsia="ru-RU"/>
-              </w:rPr>
-              <w:t>Your</w:t>
-            </w:r>
-            <w:proofErr w:type="spellEnd"/>
-            <w:r>
-              <w:rPr>
-                <w:rFonts w:ascii="Arial" w:eastAsia="Times New Roman" w:hAnsi="Arial" w:cs="Arial"/>
-                <w:sz w:val="18"/>
-                <w:szCs w:val="18"/>
-                <w:lang w:eastAsia="ru-RU"/>
-              </w:rPr>
-              <w:t xml:space="preserve"> </w:t>
-            </w:r>
-            <w:proofErr w:type="spellStart"/>
-            <w:r>
-              <w:rPr>
-                <w:rFonts w:ascii="Arial" w:eastAsia="Times New Roman" w:hAnsi="Arial" w:cs="Arial"/>
-                <w:sz w:val="18"/>
-                <w:szCs w:val="18"/>
-                <w:lang w:eastAsia="ru-RU"/>
-              </w:rPr>
-              <w:t>salary</w:t>
-            </w:r>
-            <w:proofErr w:type="spellEnd"/>
-            <w:r>
-              <w:rPr>
-                <w:rFonts w:ascii="Arial" w:eastAsia="Times New Roman" w:hAnsi="Arial" w:cs="Arial"/>
-                <w:sz w:val="18"/>
-                <w:szCs w:val="18"/>
-                <w:lang w:eastAsia="ru-RU"/>
-              </w:rPr>
-              <w:t xml:space="preserve"> </w:t>
-            </w:r>
-            <w:proofErr w:type="spellStart"/>
-            <w:r>
-              <w:rPr>
-                <w:rFonts w:ascii="Arial" w:eastAsia="Times New Roman" w:hAnsi="Arial" w:cs="Arial"/>
-                <w:sz w:val="18"/>
-                <w:szCs w:val="18"/>
-                <w:lang w:eastAsia="ru-RU"/>
-              </w:rPr>
-              <w:t>expectations</w:t>
-            </w:r>
-            <w:proofErr w:type="spellEnd"/>
-            <w:r>
-              <w:rPr>
-                <w:rFonts w:ascii="Arial" w:eastAsia="Times New Roman" w:hAnsi="Arial" w:cs="Arial"/>
-                <w:sz w:val="18"/>
-                <w:szCs w:val="18"/>
-                <w:lang w:eastAsia="ru-RU"/>
+                <w:lang w:val="en-US" w:eastAsia="ru-RU"/>
+              </w:rPr>
+            </w:pPr>
+            <w:r>
+              <w:rPr>
+                <w:rFonts w:ascii="Arial" w:hAnsi="Arial" w:cs="Arial"/>
+                <w:sz w:val="18"/>
+                <w:szCs w:val="18"/>
+                <w:lang w:val="en-US"/>
+              </w:rPr>
+              <w:t>Salary expectations (gross monthly salary)</w:t>
+            </w:r>
+            <w:r>
+              <w:rPr>
+                <w:rFonts w:ascii="Arial" w:eastAsia="Times New Roman" w:hAnsi="Arial" w:cs="Arial"/>
+                <w:sz w:val="18"/>
+                <w:szCs w:val="18"/>
+                <w:lang w:val="en-US" w:eastAsia="ru-RU"/>
               </w:rPr>
               <w:t>:</w:t>
             </w:r>
@@ -6537,7 +6591,7 @@
                 <w:rFonts w:ascii="Arial" w:eastAsia="Times New Roman" w:hAnsi="Arial" w:cs="Arial"/>
                 <w:sz w:val="18"/>
                 <w:szCs w:val="18"/>
-                <w:lang w:eastAsia="ru-RU"/>
+                <w:lang w:val="en-US" w:eastAsia="ru-RU"/>
               </w:rPr>
               <w:t> </w:t>
             </w:r>

--- a/templates/Анкета_en.docx
+++ b/templates/Анкета_en.docx
@@ -311,7 +311,7 @@
                 <w:szCs w:val="18"/>
                 <w:lang w:val="en-US" w:eastAsia="ru-RU"/>
               </w:rPr>
-              <w:t>{{photo}}</w:t>
+              <w:t>{% if photo %}{{photo}}{%endif%}</w:t>
             </w:r>
           </w:p>
         </w:tc>
@@ -858,7 +858,25 @@
               </w:rPr>
               <w:t>candidate.citizenship</w:t>
             </w:r>
-            <w:proofErr w:type="spellEnd"/>
+            <w:r>
+              <w:rPr>
+                <w:rFonts w:ascii="Arial" w:eastAsia="Times New Roman" w:hAnsi="Arial" w:cs="Arial"/>
+                <w:sz w:val="18"/>
+                <w:szCs w:val="18"/>
+                <w:lang w:val="en-US" w:eastAsia="ru-RU"/>
+              </w:rPr>
+              <w:t>s.first</w:t>
+            </w:r>
+            <w:proofErr w:type="spellEnd"/>
+            <w:r>
+              <w:rPr>
+                <w:rFonts w:ascii="Arial" w:eastAsia="Times New Roman" w:hAnsi="Arial" w:cs="Arial"/>
+                <w:sz w:val="18"/>
+                <w:szCs w:val="18"/>
+                <w:lang w:val="en-US" w:eastAsia="ru-RU"/>
+              </w:rPr>
+              <w:t>().citizenship</w:t>
+            </w:r>
             <w:r>
               <w:rPr>
                 <w:rFonts w:ascii="Arial" w:eastAsia="Times New Roman" w:hAnsi="Arial" w:cs="Arial"/>
